--- a/Project_Analysis_Report.docx
+++ b/Project_Analysis_Report.docx
@@ -2,245 +2,202 @@
 <file path=word/document.xml><?xml version="1.0" encoding="utf-8"?>
 <w:document xmlns:wpc="http://schemas.microsoft.com/office/word/2010/wordprocessingCanvas" xmlns:mo="http://schemas.microsoft.com/office/mac/office/2008/main" xmlns:mc="http://schemas.openxmlformats.org/markup-compatibility/2006" xmlns:mv="urn:schemas-microsoft-com:mac:vml" xmlns:o="urn:schemas-microsoft-com:office:office" xmlns:r="http://schemas.openxmlformats.org/officeDocument/2006/relationships" xmlns:m="http://schemas.openxmlformats.org/officeDocument/2006/math" xmlns:v="urn:schemas-microsoft-com:vml" xmlns:wp14="http://schemas.microsoft.com/office/word/2010/wordprocessingDrawing" xmlns:wp="http://schemas.openxmlformats.org/drawingml/2006/wordprocessingDrawing" xmlns:w10="urn:schemas-microsoft-com:office:word" xmlns:w="http://schemas.openxmlformats.org/wordprocessingml/2006/main" xmlns:w14="http://schemas.microsoft.com/office/word/2010/wordml" xmlns:wpg="http://schemas.microsoft.com/office/word/2010/wordprocessingGroup" xmlns:wpi="http://schemas.microsoft.com/office/word/2010/wordprocessingInk" xmlns:wne="http://schemas.microsoft.com/office/word/2006/wordml" xmlns:wps="http://schemas.microsoft.com/office/word/2010/wordprocessingShape" mc:Ignorable="w14 wp14">
   <w:body>
+    <w:p/>
     <w:p>
-      <w:pPr>
-        <w:pStyle w:val="Title"/>
-      </w:pPr>
       <w:r>
-        <w:t>Project Analysis Report</w:t>
+        <w:t>Analysis Report: Single and Complex Decision-Making in Pac-Man Search Agents</w:t>
       </w:r>
     </w:p>
+    <w:p/>
     <w:p>
-      <w:pPr>
-        <w:pStyle w:val="Heading1"/>
-      </w:pPr>
       <w:r>
         <w:t>1. Introduction</w:t>
       </w:r>
     </w:p>
     <w:p>
       <w:r>
-        <w:t xml:space="preserve">This project focuses on the development of an intelligent agent operating in an uncertain and partially observable environment. </w:t>
-        <w:br/>
-        <w:t>The agent must make decisions based on incomplete and noisy information, requiring probabilistic reasoning instead of deterministic logic.</w:t>
-        <w:br/>
-        <w:br/>
-        <w:t>The objective is to design an agent capable of handling uncertainty, maintaining a belief state, and making rational decisions using AI concepts such as Bayesian reasoning, Hidden Markov Models (HMM), and decision theory.</w:t>
-        <w:br/>
+        <w:t>This project focuses on improving decision-making in autonomous agents through search algorithms in a Pac-Man environment. The objective is to enhance ghost behavior using BFS, DFS, Greedy, and A* algorithms.</w:t>
       </w:r>
     </w:p>
+    <w:p/>
     <w:p>
-      <w:pPr>
-        <w:pStyle w:val="Heading1"/>
-      </w:pPr>
       <w:r>
-        <w:t>2. Experiment</w:t>
+        <w:t>2. Experiment Setup</w:t>
       </w:r>
     </w:p>
     <w:p>
       <w:r>
-        <w:t>The experiment involved implementing different agent strategies in a partially observable environment.</w:t>
-        <w:br/>
-        <w:br/>
-        <w:t>Environment Characteristics:</w:t>
-        <w:br/>
-        <w:t>- Partially observable</w:t>
-        <w:br/>
-        <w:t>- Non-deterministic</w:t>
-        <w:br/>
-        <w:t>- Dynamic</w:t>
-        <w:br/>
-        <w:br/>
-        <w:t>Agent Design:</w:t>
-        <w:br/>
-        <w:t>- Random agent (baseline)</w:t>
-        <w:br/>
-        <w:t>- Reactive agent</w:t>
-        <w:br/>
-        <w:t>- Improved agents using heuristics and strategies</w:t>
-        <w:br/>
-        <w:br/>
-        <w:t>Probabilistic Extension:</w:t>
-        <w:br/>
-        <w:t>A Hidden Markov Model (HMM) was implemented to estimate hidden states and handle noisy sensor inputs using:</w:t>
-        <w:br/>
-        <w:t>- State variables</w:t>
-        <w:br/>
-        <w:t>- Evidence variables</w:t>
-        <w:br/>
-        <w:t>- Transition model</w:t>
-        <w:br/>
-        <w:t>- Sensor model</w:t>
-        <w:br/>
-      </w:r>
-    </w:p>
-    <w:p>
-      <w:pPr>
-        <w:pStyle w:val="Heading1"/>
-      </w:pPr>
-      <w:r>
-        <w:t>3. Experiment Experience</w:t>
+        <w:t>- 100 experiments per algorithm</w:t>
       </w:r>
     </w:p>
     <w:p>
       <w:r>
-        <w:t>Several challenges were encountered during implementation:</w:t>
-        <w:br/>
-        <w:br/>
-        <w:t>Local Loop Problem:</w:t>
-        <w:br/>
-        <w:t>Agents entered repeating cycles due to deterministic behavior. This was addressed by modifying direction priorities and introducing variation.</w:t>
-        <w:br/>
-        <w:br/>
-        <w:t>Perception Limitations:</w:t>
-        <w:br/>
-        <w:t>When no targets were detected, the agent struggled to make efficient decisions.</w:t>
-        <w:br/>
-        <w:br/>
-        <w:t>Sensor Uncertainty:</w:t>
-        <w:br/>
-        <w:t>Introducing probabilistic sensors reduced performance but increased realism.</w:t>
-        <w:br/>
+        <w:t>- Algorithms: BFS, DFS, Greedy, A*</w:t>
       </w:r>
     </w:p>
     <w:p>
-      <w:pPr>
-        <w:pStyle w:val="Heading1"/>
-      </w:pPr>
+      <w:r>
+        <w:t>- Metrics: score, success rate, path length, movement behavior</w:t>
+      </w:r>
+    </w:p>
+    <w:p/>
+    <w:p>
+      <w:r>
+        <w:t>3. Implementation and Experience</w:t>
+      </w:r>
+    </w:p>
+    <w:p>
+      <w:r>
+        <w:t>Search algorithms were implemented in agents.py and integrated with ghost behaviors:</w:t>
+      </w:r>
+    </w:p>
+    <w:p>
+      <w:r>
+        <w:t>- Blinky: chase Pac-Man</w:t>
+      </w:r>
+    </w:p>
+    <w:p>
+      <w:r>
+        <w:t>- Pinky: intercept</w:t>
+      </w:r>
+    </w:p>
+    <w:p>
+      <w:r>
+        <w:t>- Inky: random</w:t>
+      </w:r>
+    </w:p>
+    <w:p>
+      <w:r>
+        <w:t>- Clyde: hybrid</w:t>
+      </w:r>
+    </w:p>
+    <w:p/>
+    <w:p>
+      <w:r>
+        <w:t>Challenges:</w:t>
+      </w:r>
+    </w:p>
+    <w:p>
+      <w:r>
+        <w:t>- DFS loops and instability</w:t>
+      </w:r>
+    </w:p>
+    <w:p>
+      <w:r>
+        <w:t>- Moving target problem</w:t>
+      </w:r>
+    </w:p>
+    <w:p>
+      <w:r>
+        <w:t>- Trade-off between speed and optimality</w:t>
+      </w:r>
+    </w:p>
+    <w:p/>
+    <w:p>
       <w:r>
         <w:t>4. Results</w:t>
       </w:r>
     </w:p>
     <w:p>
       <w:r>
-        <w:t>The results showed improvements across different strategies:</w:t>
-        <w:br/>
-        <w:br/>
-        <w:t>- Reactive agents outperformed random agents</w:t>
-        <w:br/>
-        <w:t>- Distance-based strategies improved efficiency</w:t>
-        <w:br/>
-        <w:t>- Ghost-chasing increased maximum scores</w:t>
-        <w:br/>
-        <w:br/>
-        <w:t>HMM Impact:</w:t>
-        <w:br/>
-        <w:t>- Improved decision-making under uncertainty</w:t>
-        <w:br/>
-        <w:t>- Performance depended on sensor accuracy</w:t>
-        <w:br/>
-        <w:br/>
-        <w:t>Trade-offs:</w:t>
-        <w:br/>
-        <w:t>- Score vs survival</w:t>
-        <w:br/>
-        <w:t>- Exploration vs safety</w:t>
-        <w:br/>
-      </w:r>
-    </w:p>
-    <w:p>
-      <w:pPr>
-        <w:pStyle w:val="Heading1"/>
-      </w:pPr>
-      <w:r>
-        <w:t>5. Reasoning File Analysis</w:t>
+        <w:t>DFS performed worst due to instability.</w:t>
       </w:r>
     </w:p>
     <w:p>
       <w:r>
-        <w:t>The reasoning component is based on probabilistic inference.</w:t>
-        <w:br/>
-        <w:br/>
-        <w:t>Belief State:</w:t>
-        <w:br/>
-        <w:t>The agent maintains a probability distribution over possible states.</w:t>
-        <w:br/>
-        <w:br/>
-        <w:t>Inference:</w:t>
-        <w:br/>
-        <w:t>- Prediction step (transition model)</w:t>
-        <w:br/>
-        <w:t>- Update step (sensor model)</w:t>
-        <w:br/>
-        <w:br/>
-        <w:t>HMM Usage:</w:t>
-        <w:br/>
-        <w:t>Used to estimate hidden states and improve decisions such as chasing or escaping.</w:t>
-        <w:br/>
-      </w:r>
-    </w:p>
-    <w:p>
-      <w:pPr>
-        <w:pStyle w:val="Heading1"/>
-      </w:pPr>
-      <w:r>
-        <w:t>6. Solution in Python Files</w:t>
+        <w:t>BFS was optimal but slower.</w:t>
       </w:r>
     </w:p>
     <w:p>
       <w:r>
-        <w:t>The Python implementation includes:</w:t>
-        <w:br/>
-        <w:br/>
-        <w:t>Core Components:</w:t>
-        <w:br/>
-        <w:t>- Decision logic</w:t>
-        <w:br/>
-        <w:t>- State evaluation</w:t>
-        <w:br/>
-        <w:t>- Movement selection</w:t>
-        <w:br/>
-        <w:br/>
-        <w:t>Strategies:</w:t>
-        <w:br/>
-        <w:t>- Food-seeking</w:t>
-        <w:br/>
-        <w:t>- Ghost interaction (chase/escape)</w:t>
-        <w:br/>
-        <w:t>- Loop-breaking mechanisms</w:t>
-        <w:br/>
-        <w:br/>
-        <w:t>Advanced Features:</w:t>
-        <w:br/>
-        <w:t>- Probabilistic reasoning</w:t>
-        <w:br/>
-        <w:t>- Adaptive behavior</w:t>
-        <w:br/>
-        <w:br/>
-        <w:t>Limitations:</w:t>
-        <w:br/>
-        <w:t>- Parameter sensitivity</w:t>
-        <w:br/>
-        <w:t>- Not fully optimal</w:t>
-        <w:br/>
+        <w:t>Greedy was fast but less accurate.</w:t>
       </w:r>
     </w:p>
     <w:p>
-      <w:pPr>
-        <w:pStyle w:val="Heading1"/>
-      </w:pPr>
+      <w:r>
+        <w:t>A* achieved the best balance.</w:t>
+      </w:r>
+    </w:p>
+    <w:p/>
+    <w:p>
+      <w:r>
+        <w:t>5. Reasoning Analysis</w:t>
+      </w:r>
+    </w:p>
+    <w:p>
+      <w:r>
+        <w:t>DFS is unsuitable due to:</w:t>
+      </w:r>
+    </w:p>
+    <w:p>
+      <w:r>
+        <w:t>- Non-optimal paths</w:t>
+      </w:r>
+    </w:p>
+    <w:p>
+      <w:r>
+        <w:t>- Order dependency</w:t>
+      </w:r>
+    </w:p>
+    <w:p>
+      <w:r>
+        <w:t>- Replanning instability</w:t>
+      </w:r>
+    </w:p>
+    <w:p/>
+    <w:p>
+      <w:r>
+        <w:t>A* is the most effective algorithm.</w:t>
+      </w:r>
+    </w:p>
+    <w:p/>
+    <w:p>
+      <w:r>
+        <w:t>6. Solution Overview</w:t>
+      </w:r>
+    </w:p>
+    <w:p>
+      <w:r>
+        <w:t>Key files:</w:t>
+      </w:r>
+    </w:p>
+    <w:p>
+      <w:r>
+        <w:t>- agents.py</w:t>
+      </w:r>
+    </w:p>
+    <w:p>
+      <w:r>
+        <w:t>- game_engine.py</w:t>
+      </w:r>
+    </w:p>
+    <w:p>
+      <w:r>
+        <w:t>- pacman.py</w:t>
+      </w:r>
+    </w:p>
+    <w:p>
+      <w:r>
+        <w:t>- actions.py</w:t>
+      </w:r>
+    </w:p>
+    <w:p>
+      <w:r>
+        <w:t>- pacman_perceptions.py</w:t>
+      </w:r>
+    </w:p>
+    <w:p/>
+    <w:p>
       <w:r>
         <w:t>7. Conclusion</w:t>
       </w:r>
     </w:p>
     <w:p>
       <w:r>
-        <w:t>The project demonstrates the importance of probabilistic reasoning and decision theory in uncertain environments.</w:t>
-        <w:br/>
-        <w:br/>
-        <w:t>Key Findings:</w:t>
-        <w:br/>
-        <w:t>- Reactive agents alone are insufficient</w:t>
-        <w:br/>
-        <w:t>- HMM improves performance</w:t>
-        <w:br/>
-        <w:t>- Belief states are essential</w:t>
-        <w:br/>
-        <w:br/>
-        <w:t>The project shows how theoretical AI concepts can be applied to real agent systems effectively.</w:t>
-        <w:br/>
+        <w:t>A* is the best algorithm for this task, providing optimal and efficient decision-making in dynamic environments.</w:t>
       </w:r>
     </w:p>
+    <w:p/>
     <w:sectPr>
       <w:pgSz w:w="12240" w:h="15840"/>
       <w:pgMar w:top="1440" w:right="1800" w:bottom="1440" w:left="1800" w:header="720" w:footer="720" w:gutter="0"/>
